--- a/docs/superpowers/plans/2026-05-20-hrd-010-commons-storage-live-wiring.docx
+++ b/docs/superpowers/plans/2026-05-20-hrd-010-commons-storage-live-wiring.docx
@@ -10,57 +10,7 @@
         <w:t xml:space="preserve">Herald</w:t>
       </w:r>
     </w:p>
-    <w:p>
-      <w:pPr>
-        <w:pStyle w:val="FirstParagraph"/>
-      </w:pPr>
-      <w:r>
-        <w:drawing>
-          <wp:inline>
-            <wp:extent cx="1625600" cy="1625600"/>
-            <wp:effectExtent b="0" l="0" r="0" t="0"/>
-            <wp:docPr descr="Herald" title="" id="10" name="Picture"/>
-            <a:graphic>
-              <a:graphicData uri="http://schemas.openxmlformats.org/drawingml/2006/picture">
-                <pic:pic>
-                  <pic:nvPicPr>
-                    <pic:cNvPr descr="../../../assets/logo/herald_logo_square_128.png" id="11" name="Picture"/>
-                    <pic:cNvPicPr>
-                      <a:picLocks noChangeArrowheads="1" noChangeAspect="1"/>
-                    </pic:cNvPicPr>
-                  </pic:nvPicPr>
-                  <pic:blipFill>
-                    <a:blip r:embed="rId9"/>
-                    <a:stretch>
-                      <a:fillRect/>
-                    </a:stretch>
-                  </pic:blipFill>
-                  <pic:spPr bwMode="auto">
-                    <a:xfrm>
-                      <a:off x="0" y="0"/>
-                      <a:ext cx="1625600" cy="1625600"/>
-                    </a:xfrm>
-                    <a:prstGeom prst="rect">
-                      <a:avLst/>
-                    </a:prstGeom>
-                    <a:noFill/>
-                    <a:ln w="9525">
-                      <a:noFill/>
-                      <a:headEnd/>
-                      <a:tailEnd/>
-                    </a:ln>
-                  </pic:spPr>
-                </pic:pic>
-              </a:graphicData>
-            </a:graphic>
-          </wp:inline>
-        </w:drawing>
-      </w:r>
-      <w:r>
-        <w:t xml:space="preserve">{width=96px height=96px}</w:t>
-      </w:r>
-    </w:p>
-    <w:bookmarkStart w:id="27" w:name="X3423a6924ee821b341fc6a65797de0d070cccb4"/>
+    <w:bookmarkStart w:id="24" w:name="X3423a6924ee821b341fc6a65797de0d070cccb4"/>
     <w:p>
       <w:pPr>
         <w:pStyle w:val="Heading1"/>
@@ -622,7 +572,7 @@
         </w:pict>
       </w:r>
     </w:p>
-    <w:bookmarkStart w:id="15" w:name="file-structure"/>
+    <w:bookmarkStart w:id="12" w:name="file-structure"/>
     <w:p>
       <w:pPr>
         <w:pStyle w:val="Heading2"/>
@@ -631,7 +581,7 @@
         <w:t xml:space="preserve">File Structure</w:t>
       </w:r>
     </w:p>
-    <w:bookmarkStart w:id="12" w:name="files-to-create"/>
+    <w:bookmarkStart w:id="9" w:name="files-to-create"/>
     <w:p>
       <w:pPr>
         <w:pStyle w:val="Heading3"/>
@@ -972,8 +922,8 @@
         </w:tc>
       </w:tr>
     </w:tbl>
-    <w:bookmarkEnd w:id="12"/>
-    <w:bookmarkStart w:id="13" w:name="files-to-modify"/>
+    <w:bookmarkEnd w:id="9"/>
+    <w:bookmarkStart w:id="10" w:name="files-to-modify"/>
     <w:p>
       <w:pPr>
         <w:pStyle w:val="Heading3"/>
@@ -1512,8 +1462,8 @@
         </w:tc>
       </w:tr>
     </w:tbl>
-    <w:bookmarkEnd w:id="13"/>
-    <w:bookmarkStart w:id="14" w:name="X1895db3c749669b949e42923197ac651067a885"/>
+    <w:bookmarkEnd w:id="10"/>
+    <w:bookmarkStart w:id="11" w:name="X1895db3c749669b949e42923197ac651067a885"/>
     <w:p>
       <w:pPr>
         <w:pStyle w:val="Heading3"/>
@@ -1592,9 +1542,9 @@
         </w:pict>
       </w:r>
     </w:p>
-    <w:bookmarkEnd w:id="14"/>
-    <w:bookmarkEnd w:id="15"/>
-    <w:bookmarkStart w:id="16" w:name="X0ba2ab6da0de59817520b0d50b5c2e165bf3edc"/>
+    <w:bookmarkEnd w:id="11"/>
+    <w:bookmarkEnd w:id="12"/>
+    <w:bookmarkStart w:id="13" w:name="X0ba2ab6da0de59817520b0d50b5c2e165bf3edc"/>
     <w:p>
       <w:pPr>
         <w:pStyle w:val="Heading2"/>
@@ -5626,8 +5576,8 @@
         </w:pict>
       </w:r>
     </w:p>
-    <w:bookmarkEnd w:id="16"/>
-    <w:bookmarkStart w:id="17" w:name="X7f855eb57f46eaef3757863cf8dbcb05b6d5f47"/>
+    <w:bookmarkEnd w:id="13"/>
+    <w:bookmarkStart w:id="14" w:name="X7f855eb57f46eaef3757863cf8dbcb05b6d5f47"/>
     <w:p>
       <w:pPr>
         <w:pStyle w:val="Heading2"/>
@@ -9104,8 +9054,8 @@
         </w:pict>
       </w:r>
     </w:p>
-    <w:bookmarkEnd w:id="17"/>
-    <w:bookmarkStart w:id="18" w:name="Xbbbee63d99f23763bb1f87ab0a5f6d08a241490"/>
+    <w:bookmarkEnd w:id="14"/>
+    <w:bookmarkStart w:id="15" w:name="Xbbbee63d99f23763bb1f87ab0a5f6d08a241490"/>
     <w:p>
       <w:pPr>
         <w:pStyle w:val="Heading2"/>
@@ -13803,8 +13753,8 @@
         </w:pict>
       </w:r>
     </w:p>
-    <w:bookmarkEnd w:id="18"/>
-    <w:bookmarkStart w:id="19" w:name="X2fc1e6cb73b83e4938cb8f876c9870ef88e5e1f"/>
+    <w:bookmarkEnd w:id="15"/>
+    <w:bookmarkStart w:id="16" w:name="X2fc1e6cb73b83e4938cb8f876c9870ef88e5e1f"/>
     <w:p>
       <w:pPr>
         <w:pStyle w:val="Heading2"/>
@@ -16889,8 +16839,8 @@
         </w:pict>
       </w:r>
     </w:p>
-    <w:bookmarkEnd w:id="19"/>
-    <w:bookmarkStart w:id="20" w:name="X872dad1b188b5e1d5e0e495722c2bf4c9996ee5"/>
+    <w:bookmarkEnd w:id="16"/>
+    <w:bookmarkStart w:id="17" w:name="X872dad1b188b5e1d5e0e495722c2bf4c9996ee5"/>
     <w:p>
       <w:pPr>
         <w:pStyle w:val="Heading2"/>
@@ -19717,8 +19667,8 @@
         </w:pict>
       </w:r>
     </w:p>
-    <w:bookmarkEnd w:id="20"/>
-    <w:bookmarkStart w:id="21" w:name="task-6-pherald-migrate-cobra-subcommand"/>
+    <w:bookmarkEnd w:id="17"/>
+    <w:bookmarkStart w:id="18" w:name="task-6-pherald-migrate-cobra-subcommand"/>
     <w:p>
       <w:pPr>
         <w:pStyle w:val="Heading2"/>
@@ -25046,8 +24996,8 @@
         </w:pict>
       </w:r>
     </w:p>
-    <w:bookmarkEnd w:id="21"/>
-    <w:bookmarkStart w:id="22" w:name="X6f0f84b6612c0abb44938391a60c35bc37d7149"/>
+    <w:bookmarkEnd w:id="18"/>
+    <w:bookmarkStart w:id="19" w:name="X6f0f84b6612c0abb44938391a60c35bc37d7149"/>
     <w:p>
       <w:pPr>
         <w:pStyle w:val="Heading2"/>
@@ -25869,8 +25819,8 @@
         </w:pict>
       </w:r>
     </w:p>
-    <w:bookmarkEnd w:id="22"/>
-    <w:bookmarkStart w:id="23" w:name="X7237b8c4dc49e83dfe2d99e743df008ead7683f"/>
+    <w:bookmarkEnd w:id="19"/>
+    <w:bookmarkStart w:id="20" w:name="X7237b8c4dc49e83dfe2d99e743df008ead7683f"/>
     <w:p>
       <w:pPr>
         <w:pStyle w:val="Heading2"/>
@@ -27393,8 +27343,8 @@
         </w:pict>
       </w:r>
     </w:p>
-    <w:bookmarkEnd w:id="23"/>
-    <w:bookmarkStart w:id="24" w:name="Xf4b800f93064cfa9dfa7dd12050505c464c6c3f"/>
+    <w:bookmarkEnd w:id="20"/>
+    <w:bookmarkStart w:id="21" w:name="Xf4b800f93064cfa9dfa7dd12050505c464c6c3f"/>
     <w:p>
       <w:pPr>
         <w:pStyle w:val="Heading2"/>
@@ -27923,8 +27873,8 @@
         </w:pict>
       </w:r>
     </w:p>
-    <w:bookmarkEnd w:id="24"/>
-    <w:bookmarkStart w:id="25" w:name="self-review"/>
+    <w:bookmarkEnd w:id="21"/>
+    <w:bookmarkStart w:id="22" w:name="self-review"/>
     <w:p>
       <w:pPr>
         <w:pStyle w:val="Heading2"/>
@@ -28856,8 +28806,8 @@
         </w:pict>
       </w:r>
     </w:p>
-    <w:bookmarkEnd w:id="25"/>
-    <w:bookmarkStart w:id="26" w:name="execution-handoff"/>
+    <w:bookmarkEnd w:id="22"/>
+    <w:bookmarkStart w:id="23" w:name="execution-handoff"/>
     <w:p>
       <w:pPr>
         <w:pStyle w:val="Heading2"/>
@@ -28964,8 +28914,8 @@
         <w:t xml:space="preserve">Which approach?</w:t>
       </w:r>
     </w:p>
-    <w:bookmarkEnd w:id="26"/>
-    <w:bookmarkEnd w:id="27"/>
+    <w:bookmarkEnd w:id="23"/>
+    <w:bookmarkEnd w:id="24"/>
     <w:sectPr>
       <w:footnotePr>
         <w:numRestart w:val="eachSect"/>
